--- a/templates_docs/contract_template.docx
+++ b/templates_docs/contract_template.docx
@@ -3410,7 +3410,7 @@
                 <w:rtl/>
                 <w:lang w:bidi="ar-KW"/>
               </w:rPr>
-              <w:t>يتضمن</w:t>
+              <w:t>{{housing_clause}}</w:t>
             </w:r>
             <w:proofErr w:type="gramEnd"/>
             <w:r>
@@ -3420,7 +3420,6 @@
                 <w:rtl/>
                 <w:lang w:bidi="ar-KW"/>
               </w:rPr>
-              <w:t xml:space="preserve"> الأجر الشهري المنصوص عليه في البند الرابع من هذا العقد بدل سكن بنسبة (25%)</w:t>
             </w:r>
             <w:r>
               <w:rPr>
@@ -3430,7 +3429,6 @@
                 <w:rtl/>
                 <w:lang w:bidi="ar-KW"/>
               </w:rPr>
-              <w:t>.</w:t>
             </w:r>
           </w:p>
           <w:p>
@@ -4743,7 +4741,7 @@
                 <w:szCs w:val="12"/>
                 <w:lang w:bidi="ar-KW"/>
               </w:rPr>
-              <w:t>The monthly wage specified in Article Four of this contract includes a housing allowance of (25%)</w:t>
+              <w:t>{{housing_clause_en}}</w:t>
             </w:r>
             <w:r>
               <w:rPr>
@@ -4751,7 +4749,6 @@
                 <w:szCs w:val="12"/>
                 <w:lang w:bidi="ar-KW"/>
               </w:rPr>
-              <w:t>.</w:t>
             </w:r>
           </w:p>
           <w:p>
@@ -5579,6 +5576,10 @@
       </w:pPr>
     </w:p>
     <w:sectPr>
+      <w:headerReference w:type="default" r:id="rId11"/>
+      <w:footerReference w:type="default" r:id="rId12"/>
+      <w:headerReference w:type="first" r:id="rId13"/>
+      <w:footerReference w:type="first" r:id="rId14"/>
       <w:endnotePr>
         <w:numFmt w:val="lowerLetter"/>
       </w:endnotePr>
@@ -5611,6 +5612,26 @@
 </w:endnotes>
 </file>
 
+<file path=word/footer1.xml><?xml version="1.0" encoding="utf-8"?>
+<w:ftr xmlns:m="http://schemas.openxmlformats.org/officeDocument/2006/math" xmlns:mc="http://schemas.openxmlformats.org/markup-compatibility/2006" xmlns:mo="http://schemas.microsoft.com/office/mac/office/2008/main" xmlns:mv="urn:schemas-microsoft-com:mac:vml" xmlns:o="urn:schemas-microsoft-com:office:office" xmlns:r="http://schemas.openxmlformats.org/officeDocument/2006/relationships" xmlns:v="urn:schemas-microsoft-com:vml" xmlns:w10="urn:schemas-microsoft-com:office:word" xmlns:w14="http://schemas.microsoft.com/office/word/2010/wordml" xmlns:w="http://schemas.openxmlformats.org/wordprocessingml/2006/main" xmlns:wne="http://schemas.microsoft.com/office/word/2006/wordml" xmlns:wp14="http://schemas.microsoft.com/office/word/2010/wordprocessingDrawing" xmlns:wp="http://schemas.openxmlformats.org/drawingml/2006/wordprocessingDrawing" xmlns:wpc="http://schemas.microsoft.com/office/word/2010/wordprocessingCanvas" xmlns:wpg="http://schemas.microsoft.com/office/word/2010/wordprocessingGroup" xmlns:wpi="http://schemas.microsoft.com/office/word/2010/wordprocessingInk" xmlns:wps="http://schemas.microsoft.com/office/word/2010/wordprocessingShape" mc:Ignorable="w14 wp14">
+  <w:p>
+    <w:pPr>
+      <w:pStyle w:val="Footer"/>
+    </w:pPr>
+  </w:p>
+</w:ftr>
+</file>
+
+<file path=word/footer2.xml><?xml version="1.0" encoding="utf-8"?>
+<w:ftr xmlns:m="http://schemas.openxmlformats.org/officeDocument/2006/math" xmlns:mc="http://schemas.openxmlformats.org/markup-compatibility/2006" xmlns:mo="http://schemas.microsoft.com/office/mac/office/2008/main" xmlns:mv="urn:schemas-microsoft-com:mac:vml" xmlns:o="urn:schemas-microsoft-com:office:office" xmlns:r="http://schemas.openxmlformats.org/officeDocument/2006/relationships" xmlns:v="urn:schemas-microsoft-com:vml" xmlns:w10="urn:schemas-microsoft-com:office:word" xmlns:w14="http://schemas.microsoft.com/office/word/2010/wordml" xmlns:w="http://schemas.openxmlformats.org/wordprocessingml/2006/main" xmlns:wne="http://schemas.microsoft.com/office/word/2006/wordml" xmlns:wp14="http://schemas.microsoft.com/office/word/2010/wordprocessingDrawing" xmlns:wp="http://schemas.openxmlformats.org/drawingml/2006/wordprocessingDrawing" xmlns:wpc="http://schemas.microsoft.com/office/word/2010/wordprocessingCanvas" xmlns:wpg="http://schemas.microsoft.com/office/word/2010/wordprocessingGroup" xmlns:wpi="http://schemas.microsoft.com/office/word/2010/wordprocessingInk" xmlns:wps="http://schemas.microsoft.com/office/word/2010/wordprocessingShape" mc:Ignorable="w14 wp14">
+  <w:p>
+    <w:pPr>
+      <w:pStyle w:val="Footer"/>
+    </w:pPr>
+  </w:p>
+</w:ftr>
+</file>
+
 <file path=word/footnotes.xml><?xml version="1.0" encoding="utf-8"?>
 <w:footnotes xmlns:wpc="http://schemas.microsoft.com/office/word/2010/wordprocessingCanvas" xmlns:cx="http://schemas.microsoft.com/office/drawing/2014/chartex" xmlns:cx1="http://schemas.microsoft.com/office/drawing/2015/9/8/chartex" xmlns:cx2="http://schemas.microsoft.com/office/drawing/2015/10/21/chartex" xmlns:cx3="http://schemas.microsoft.com/office/drawing/2016/5/9/chartex" xmlns:cx4="http://schemas.microsoft.com/office/drawing/2016/5/10/chartex" xmlns:cx5="http://schemas.microsoft.com/office/drawing/2016/5/11/chartex" xmlns:cx6="http://schemas.microsoft.com/office/drawing/2016/5/12/chartex" xmlns:cx7="http://schemas.microsoft.com/office/drawing/2016/5/13/chartex" xmlns:cx8="http://schemas.microsoft.com/office/drawing/2016/5/14/chartex" xmlns:mc="http://schemas.openxmlformats.org/markup-compatibility/2006" xmlns:aink="http://schemas.microsoft.com/office/drawing/2016/ink" xmlns:am3d="http://schemas.microsoft.com/office/drawing/2017/model3d" xmlns:o="urn:schemas-microsoft-com:office:office" xmlns:oel="http://schemas.microsoft.com/office/2019/extlst" xmlns:r="http://schemas.openxmlformats.org/officeDocument/2006/relationships" xmlns:m="http://schemas.openxmlformats.org/officeDocument/2006/math" xmlns:v="urn:schemas-microsoft-com:vml" xmlns:wp14="http://schemas.microsoft.com/office/word/2010/wordprocessingDrawing" xmlns:wp="http://schemas.openxmlformats.org/drawingml/2006/wordprocessingDrawing" xmlns:w10="urn:schemas-microsoft-com:office:word" xmlns:w="http://schemas.openxmlformats.org/wordprocessingml/2006/main" xmlns:w14="http://schemas.microsoft.com/office/word/2010/wordml" xmlns:w15="http://schemas.microsoft.com/office/word/2012/wordml" xmlns:w16cei="http://schemas.microsoft.com/office/word/2026/wordml/cei" xmlns:w16cex="http://schemas.microsoft.com/office/word/2018/wordml/cex" xmlns:w16cid="http://schemas.microsoft.com/office/word/2016/wordml/cid" xmlns:w16="http://schemas.microsoft.com/office/word/2018/wordml" xmlns:w16du="http://schemas.microsoft.com/office/word/2023/wordml/word16du" xmlns:w16sdtdh="http://schemas.microsoft.com/office/word/2020/wordml/sdtdatahash" xmlns:w16sdtfl="http://schemas.microsoft.com/office/word/2024/wordml/sdtformatlock" xmlns:w16se="http://schemas.microsoft.com/office/word/2015/wordml/symex" xmlns:wpg="http://schemas.microsoft.com/office/word/2010/wordprocessingGroup" xmlns:wpi="http://schemas.microsoft.com/office/word/2010/wordprocessingInk" xmlns:wne="http://schemas.microsoft.com/office/word/2006/wordml" xmlns:wps="http://schemas.microsoft.com/office/word/2010/wordprocessingShape" mc:Ignorable="w14 w15 w16se w16cid w16 w16cex w16sdtdh w16sdtfl w16du wp14">
   <w:footnote w:type="separator" w:id="-1">
@@ -5628,6 +5649,26 @@
     </w:p>
   </w:footnote>
 </w:footnotes>
+</file>
+
+<file path=word/header1.xml><?xml version="1.0" encoding="utf-8"?>
+<w:hdr xmlns:m="http://schemas.openxmlformats.org/officeDocument/2006/math" xmlns:mc="http://schemas.openxmlformats.org/markup-compatibility/2006" xmlns:mo="http://schemas.microsoft.com/office/mac/office/2008/main" xmlns:mv="urn:schemas-microsoft-com:mac:vml" xmlns:o="urn:schemas-microsoft-com:office:office" xmlns:r="http://schemas.openxmlformats.org/officeDocument/2006/relationships" xmlns:v="urn:schemas-microsoft-com:vml" xmlns:w10="urn:schemas-microsoft-com:office:word" xmlns:w14="http://schemas.microsoft.com/office/word/2010/wordml" xmlns:w="http://schemas.openxmlformats.org/wordprocessingml/2006/main" xmlns:wne="http://schemas.microsoft.com/office/word/2006/wordml" xmlns:wp14="http://schemas.microsoft.com/office/word/2010/wordprocessingDrawing" xmlns:wp="http://schemas.openxmlformats.org/drawingml/2006/wordprocessingDrawing" xmlns:wpc="http://schemas.microsoft.com/office/word/2010/wordprocessingCanvas" xmlns:wpg="http://schemas.microsoft.com/office/word/2010/wordprocessingGroup" xmlns:wpi="http://schemas.microsoft.com/office/word/2010/wordprocessingInk" xmlns:wps="http://schemas.microsoft.com/office/word/2010/wordprocessingShape" mc:Ignorable="w14 wp14">
+  <w:p>
+    <w:pPr>
+      <w:pStyle w:val="Header"/>
+    </w:pPr>
+  </w:p>
+</w:hdr>
+</file>
+
+<file path=word/header2.xml><?xml version="1.0" encoding="utf-8"?>
+<w:hdr xmlns:m="http://schemas.openxmlformats.org/officeDocument/2006/math" xmlns:mc="http://schemas.openxmlformats.org/markup-compatibility/2006" xmlns:mo="http://schemas.microsoft.com/office/mac/office/2008/main" xmlns:mv="urn:schemas-microsoft-com:mac:vml" xmlns:o="urn:schemas-microsoft-com:office:office" xmlns:r="http://schemas.openxmlformats.org/officeDocument/2006/relationships" xmlns:v="urn:schemas-microsoft-com:vml" xmlns:w10="urn:schemas-microsoft-com:office:word" xmlns:w14="http://schemas.microsoft.com/office/word/2010/wordml" xmlns:w="http://schemas.openxmlformats.org/wordprocessingml/2006/main" xmlns:wne="http://schemas.microsoft.com/office/word/2006/wordml" xmlns:wp14="http://schemas.microsoft.com/office/word/2010/wordprocessingDrawing" xmlns:wp="http://schemas.openxmlformats.org/drawingml/2006/wordprocessingDrawing" xmlns:wpc="http://schemas.microsoft.com/office/word/2010/wordprocessingCanvas" xmlns:wpg="http://schemas.microsoft.com/office/word/2010/wordprocessingGroup" xmlns:wpi="http://schemas.microsoft.com/office/word/2010/wordprocessingInk" xmlns:wps="http://schemas.microsoft.com/office/word/2010/wordprocessingShape" mc:Ignorable="w14 wp14">
+  <w:p>
+    <w:pPr>
+      <w:pStyle w:val="Header"/>
+    </w:pPr>
+  </w:p>
+</w:hdr>
 </file>
 
 <file path=word/numbering.xml><?xml version="1.0" encoding="utf-8"?>

--- a/templates_docs/contract_template.docx
+++ b/templates_docs/contract_template.docx
@@ -5433,6 +5433,9 @@
                 <w:lang w:bidi="ar-KW"/>
               </w:rPr>
             </w:pPr>
+            <w:r>
+              <w:t>{{sig_first_party}}</w:t>
+            </w:r>
           </w:p>
           <w:p>
             <w:pPr>
@@ -5525,6 +5528,9 @@
                 <w:lang w:bidi="ar-KW"/>
               </w:rPr>
             </w:pPr>
+            <w:r>
+              <w:t>{{sig_second_party}}</w:t>
+            </w:r>
           </w:p>
         </w:tc>
       </w:tr>
